--- a/System_Administration/Linux/Week_3_Linux_Projects.docx
+++ b/System_Administration/Linux/Week_3_Linux_Projects.docx
@@ -6,7 +6,7 @@
       <w:pPr>
         <w:pStyle w:val="Heading1"/>
       </w:pPr>
-      <w:bookmarkStart w:id="0" w:name="_Toc171857218"/>
+      <w:bookmarkStart w:id="0" w:name="_Toc208141553"/>
       <w:r>
         <w:t xml:space="preserve">Week </w:t>
       </w:r>
@@ -82,7 +82,7 @@
           <w:r>
             <w:fldChar w:fldCharType="separate"/>
           </w:r>
-          <w:hyperlink w:anchor="_Toc171857218" w:history="1">
+          <w:hyperlink w:anchor="_Toc208141553" w:history="1">
             <w:r>
               <w:rPr>
                 <w:rStyle w:val="Hyperlink"/>
@@ -109,7 +109,7 @@
                 <w:noProof/>
                 <w:webHidden/>
               </w:rPr>
-              <w:instrText xml:space="preserve"> PAGEREF _Toc171857218 \h </w:instrText>
+              <w:instrText xml:space="preserve"> PAGEREF _Toc208141553 \h </w:instrText>
             </w:r>
             <w:r>
               <w:rPr>
@@ -154,7 +154,7 @@
               <w14:ligatures w14:val="standardContextual"/>
             </w:rPr>
           </w:pPr>
-          <w:hyperlink w:anchor="_Toc171857219" w:history="1">
+          <w:hyperlink w:anchor="_Toc208141554" w:history="1">
             <w:r>
               <w:rPr>
                 <w:rStyle w:val="Hyperlink"/>
@@ -181,7 +181,7 @@
                 <w:noProof/>
                 <w:webHidden/>
               </w:rPr>
-              <w:instrText xml:space="preserve"> PAGEREF _Toc171857219 \h </w:instrText>
+              <w:instrText xml:space="preserve"> PAGEREF _Toc208141554 \h </w:instrText>
             </w:r>
             <w:r>
               <w:rPr>
@@ -226,7 +226,7 @@
               <w14:ligatures w14:val="standardContextual"/>
             </w:rPr>
           </w:pPr>
-          <w:hyperlink w:anchor="_Toc171857220" w:history="1">
+          <w:hyperlink w:anchor="_Toc208141555" w:history="1">
             <w:r>
               <w:rPr>
                 <w:rStyle w:val="Hyperlink"/>
@@ -253,7 +253,7 @@
                 <w:noProof/>
                 <w:webHidden/>
               </w:rPr>
-              <w:instrText xml:space="preserve"> PAGEREF _Toc171857220 \h </w:instrText>
+              <w:instrText xml:space="preserve"> PAGEREF _Toc208141555 \h </w:instrText>
             </w:r>
             <w:r>
               <w:rPr>
@@ -298,7 +298,7 @@
               <w14:ligatures w14:val="standardContextual"/>
             </w:rPr>
           </w:pPr>
-          <w:hyperlink w:anchor="_Toc171857221" w:history="1">
+          <w:hyperlink w:anchor="_Toc208141556" w:history="1">
             <w:r>
               <w:rPr>
                 <w:rStyle w:val="Hyperlink"/>
@@ -325,7 +325,7 @@
                 <w:noProof/>
                 <w:webHidden/>
               </w:rPr>
-              <w:instrText xml:space="preserve"> PAGEREF _Toc171857221 \h </w:instrText>
+              <w:instrText xml:space="preserve"> PAGEREF _Toc208141556 \h </w:instrText>
             </w:r>
             <w:r>
               <w:rPr>
@@ -370,7 +370,7 @@
               <w14:ligatures w14:val="standardContextual"/>
             </w:rPr>
           </w:pPr>
-          <w:hyperlink w:anchor="_Toc171857222" w:history="1">
+          <w:hyperlink w:anchor="_Toc208141557" w:history="1">
             <w:r>
               <w:rPr>
                 <w:rStyle w:val="Hyperlink"/>
@@ -397,7 +397,7 @@
                 <w:noProof/>
                 <w:webHidden/>
               </w:rPr>
-              <w:instrText xml:space="preserve"> PAGEREF _Toc171857222 \h </w:instrText>
+              <w:instrText xml:space="preserve"> PAGEREF _Toc208141557 \h </w:instrText>
             </w:r>
             <w:r>
               <w:rPr>
@@ -417,7 +417,7 @@
                 <w:noProof/>
                 <w:webHidden/>
               </w:rPr>
-              <w:t>4</w:t>
+              <w:t>5</w:t>
             </w:r>
             <w:r>
               <w:rPr>
@@ -442,7 +442,7 @@
               <w14:ligatures w14:val="standardContextual"/>
             </w:rPr>
           </w:pPr>
-          <w:hyperlink w:anchor="_Toc171857223" w:history="1">
+          <w:hyperlink w:anchor="_Toc208141558" w:history="1">
             <w:r>
               <w:rPr>
                 <w:rStyle w:val="Hyperlink"/>
@@ -469,7 +469,7 @@
                 <w:noProof/>
                 <w:webHidden/>
               </w:rPr>
-              <w:instrText xml:space="preserve"> PAGEREF _Toc171857223 \h </w:instrText>
+              <w:instrText xml:space="preserve"> PAGEREF _Toc208141558 \h </w:instrText>
             </w:r>
             <w:r>
               <w:rPr>
@@ -489,7 +489,7 @@
                 <w:noProof/>
                 <w:webHidden/>
               </w:rPr>
-              <w:t>5</w:t>
+              <w:t>6</w:t>
             </w:r>
             <w:r>
               <w:rPr>
@@ -644,15 +644,15 @@
       <w:pPr>
         <w:pStyle w:val="Heading2"/>
       </w:pPr>
-      <w:bookmarkStart w:id="1" w:name="_Toc171857219"/>
-      <w:bookmarkStart w:id="2" w:name="_Hlk124397456"/>
+      <w:bookmarkStart w:id="1" w:name="_Hlk124397456"/>
+      <w:bookmarkStart w:id="2" w:name="_Toc208141554"/>
       <w:r>
         <w:t xml:space="preserve">Update </w:t>
       </w:r>
       <w:r>
         <w:t>Kali Linux</w:t>
       </w:r>
-      <w:bookmarkEnd w:id="1"/>
+      <w:bookmarkEnd w:id="2"/>
     </w:p>
     <w:p>
       <w:r>
@@ -721,8 +721,8 @@
       <w:pPr>
         <w:pStyle w:val="Heading2"/>
       </w:pPr>
-      <w:bookmarkStart w:id="3" w:name="_Toc171857220"/>
-      <w:bookmarkEnd w:id="2"/>
+      <w:bookmarkStart w:id="3" w:name="_Toc208141555"/>
+      <w:bookmarkEnd w:id="1"/>
       <w:r>
         <w:t>Project 2-</w:t>
       </w:r>
@@ -1121,6 +1121,53 @@
         </w:numPr>
       </w:pPr>
       <w:r>
+        <w:t>Insert a screenshot.</w:t>
+      </w:r>
+    </w:p>
+    <w:sdt>
+      <w:sdtPr>
+        <w:rPr>
+          <w:rStyle w:val="Red"/>
+        </w:rPr>
+        <w:id w:val="-757126945"/>
+        <w:placeholder>
+          <w:docPart w:val="4841418282A04D2F81A0A89DD90BE567"/>
+        </w:placeholder>
+        <w:showingPlcHdr/>
+      </w:sdtPr>
+      <w:sdtEndPr>
+        <w:rPr>
+          <w:rStyle w:val="DefaultParagraphFont"/>
+          <w:color w:val="auto"/>
+        </w:rPr>
+      </w:sdtEndPr>
+      <w:sdtContent>
+        <w:p>
+          <w:pPr>
+            <w:ind w:left="360"/>
+            <w:rPr>
+              <w:rStyle w:val="Red"/>
+            </w:rPr>
+          </w:pPr>
+          <w:r>
+            <w:rPr>
+              <w:rStyle w:val="PlaceholderText"/>
+              <w:color w:val="FF0000"/>
+            </w:rPr>
+            <w:t>Click or tap here to enter text.</w:t>
+          </w:r>
+        </w:p>
+      </w:sdtContent>
+    </w:sdt>
+    <w:p>
+      <w:pPr>
+        <w:pStyle w:val="ListParagraph"/>
+        <w:numPr>
+          <w:ilvl w:val="0"/>
+          <w:numId w:val="3"/>
+        </w:numPr>
+      </w:pPr>
+      <w:r>
         <w:t xml:space="preserve">Try </w:t>
       </w:r>
       <w:proofErr w:type="spellStart"/>
@@ -1132,38 +1179,6 @@
         <w:t>cowsay</w:t>
       </w:r>
       <w:proofErr w:type="spellEnd"/>
-      <w:r>
-        <w:rPr>
-          <w:b/>
-          <w:bCs/>
-        </w:rPr>
-        <w:t xml:space="preserve">, </w:t>
-      </w:r>
-      <w:proofErr w:type="spellStart"/>
-      <w:r>
-        <w:rPr>
-          <w:b/>
-          <w:bCs/>
-        </w:rPr>
-        <w:t>cmatrix</w:t>
-      </w:r>
-      <w:proofErr w:type="spellEnd"/>
-      <w:r>
-        <w:rPr>
-          <w:b/>
-          <w:bCs/>
-        </w:rPr>
-        <w:t xml:space="preserve">, </w:t>
-      </w:r>
-      <w:proofErr w:type="spellStart"/>
-      <w:r>
-        <w:rPr>
-          <w:b/>
-          <w:bCs/>
-        </w:rPr>
-        <w:t>screenfetch</w:t>
-      </w:r>
-      <w:proofErr w:type="spellEnd"/>
     </w:p>
     <w:p>
       <w:pPr>
@@ -1174,6 +1189,189 @@
         </w:numPr>
       </w:pPr>
       <w:r>
+        <w:t>Insert a screenshot.</w:t>
+      </w:r>
+    </w:p>
+    <w:sdt>
+      <w:sdtPr>
+        <w:rPr>
+          <w:rStyle w:val="Red"/>
+        </w:rPr>
+        <w:id w:val="-309943778"/>
+        <w:placeholder>
+          <w:docPart w:val="3EE9F305BE4442B9A79B20E1D92F0662"/>
+        </w:placeholder>
+        <w:showingPlcHdr/>
+      </w:sdtPr>
+      <w:sdtEndPr>
+        <w:rPr>
+          <w:rStyle w:val="DefaultParagraphFont"/>
+          <w:color w:val="auto"/>
+        </w:rPr>
+      </w:sdtEndPr>
+      <w:sdtContent>
+        <w:p>
+          <w:pPr>
+            <w:ind w:left="360"/>
+          </w:pPr>
+          <w:r>
+            <w:rPr>
+              <w:rStyle w:val="PlaceholderText"/>
+              <w:color w:val="FF0000"/>
+            </w:rPr>
+            <w:t>Click or tap here to enter text.</w:t>
+          </w:r>
+        </w:p>
+      </w:sdtContent>
+    </w:sdt>
+    <w:p>
+      <w:pPr>
+        <w:pStyle w:val="ListParagraph"/>
+        <w:numPr>
+          <w:ilvl w:val="0"/>
+          <w:numId w:val="3"/>
+        </w:numPr>
+      </w:pPr>
+      <w:proofErr w:type="spellStart"/>
+      <w:r>
+        <w:rPr>
+          <w:b/>
+          <w:bCs/>
+        </w:rPr>
+        <w:t>c</w:t>
+      </w:r>
+      <w:r>
+        <w:rPr>
+          <w:b/>
+          <w:bCs/>
+        </w:rPr>
+        <w:t>matrix</w:t>
+      </w:r>
+      <w:proofErr w:type="spellEnd"/>
+    </w:p>
+    <w:p>
+      <w:pPr>
+        <w:pStyle w:val="ListParagraph"/>
+        <w:numPr>
+          <w:ilvl w:val="0"/>
+          <w:numId w:val="3"/>
+        </w:numPr>
+      </w:pPr>
+      <w:r>
+        <w:t>Insert a screenshot.</w:t>
+      </w:r>
+    </w:p>
+    <w:sdt>
+      <w:sdtPr>
+        <w:rPr>
+          <w:rStyle w:val="Red"/>
+        </w:rPr>
+        <w:id w:val="1217239711"/>
+        <w:placeholder>
+          <w:docPart w:val="849442A8E9FA4089A748C93E67F20C1E"/>
+        </w:placeholder>
+        <w:showingPlcHdr/>
+      </w:sdtPr>
+      <w:sdtEndPr>
+        <w:rPr>
+          <w:rStyle w:val="DefaultParagraphFont"/>
+          <w:color w:val="auto"/>
+        </w:rPr>
+      </w:sdtEndPr>
+      <w:sdtContent>
+        <w:p>
+          <w:pPr>
+            <w:ind w:left="360"/>
+          </w:pPr>
+          <w:r>
+            <w:rPr>
+              <w:rStyle w:val="PlaceholderText"/>
+              <w:color w:val="FF0000"/>
+            </w:rPr>
+            <w:t>Click or tap here to enter text.</w:t>
+          </w:r>
+        </w:p>
+      </w:sdtContent>
+    </w:sdt>
+    <w:p>
+      <w:pPr>
+        <w:pStyle w:val="ListParagraph"/>
+        <w:numPr>
+          <w:ilvl w:val="0"/>
+          <w:numId w:val="3"/>
+        </w:numPr>
+      </w:pPr>
+      <w:proofErr w:type="spellStart"/>
+      <w:r>
+        <w:rPr>
+          <w:b/>
+          <w:bCs/>
+        </w:rPr>
+        <w:t>s</w:t>
+      </w:r>
+      <w:r>
+        <w:rPr>
+          <w:b/>
+          <w:bCs/>
+        </w:rPr>
+        <w:t>creenfetch</w:t>
+      </w:r>
+      <w:proofErr w:type="spellEnd"/>
+    </w:p>
+    <w:p>
+      <w:pPr>
+        <w:pStyle w:val="ListParagraph"/>
+        <w:numPr>
+          <w:ilvl w:val="0"/>
+          <w:numId w:val="3"/>
+        </w:numPr>
+      </w:pPr>
+      <w:r>
+        <w:t>Insert a screenshot.</w:t>
+      </w:r>
+    </w:p>
+    <w:sdt>
+      <w:sdtPr>
+        <w:rPr>
+          <w:rStyle w:val="Red"/>
+        </w:rPr>
+        <w:id w:val="-912083696"/>
+        <w:placeholder>
+          <w:docPart w:val="5A1A968C61E641C2A23390F8677C8EC0"/>
+        </w:placeholder>
+        <w:showingPlcHdr/>
+      </w:sdtPr>
+      <w:sdtEndPr>
+        <w:rPr>
+          <w:rStyle w:val="DefaultParagraphFont"/>
+          <w:color w:val="auto"/>
+        </w:rPr>
+      </w:sdtEndPr>
+      <w:sdtContent>
+        <w:p>
+          <w:pPr>
+            <w:ind w:left="360"/>
+          </w:pPr>
+          <w:r>
+            <w:rPr>
+              <w:rStyle w:val="PlaceholderText"/>
+              <w:color w:val="FF0000"/>
+            </w:rPr>
+            <w:t>Click or tap here to enter text.</w:t>
+          </w:r>
+        </w:p>
+      </w:sdtContent>
+    </w:sdt>
+    <w:p>
+      <w:pPr>
+        <w:pStyle w:val="ListParagraph"/>
+        <w:numPr>
+          <w:ilvl w:val="0"/>
+          <w:numId w:val="3"/>
+        </w:numPr>
+      </w:pPr>
+      <w:r>
+        <w:lastRenderedPageBreak/>
         <w:t>Try typing each command listed in Table 2-6 in order (pressing Enter after each) and observe the output.</w:t>
       </w:r>
     </w:p>
@@ -1443,7 +1641,6 @@
                 <w:b/>
                 <w:bCs/>
               </w:rPr>
-              <w:lastRenderedPageBreak/>
               <w:t>i</w:t>
             </w:r>
             <w:r>
@@ -1672,7 +1869,7 @@
       <w:pPr>
         <w:pStyle w:val="Heading2"/>
       </w:pPr>
-      <w:bookmarkStart w:id="4" w:name="_Toc171857221"/>
+      <w:bookmarkStart w:id="4" w:name="_Toc208141556"/>
       <w:r>
         <w:t>Project 2-</w:t>
       </w:r>
@@ -1776,6 +1973,7 @@
         </w:numPr>
       </w:pPr>
       <w:r>
+        <w:lastRenderedPageBreak/>
         <w:t xml:space="preserve">At the command prompt, type </w:t>
       </w:r>
       <w:r>
@@ -1983,7 +2181,6 @@
           </w:tcPr>
           <w:p>
             <w:r>
-              <w:lastRenderedPageBreak/>
               <w:t>2</w:t>
             </w:r>
           </w:p>
@@ -2324,6 +2521,7 @@
         </w:numPr>
       </w:pPr>
       <w:r>
+        <w:lastRenderedPageBreak/>
         <w:t xml:space="preserve">At the command prompt, type </w:t>
       </w:r>
       <w:r>
@@ -2471,7 +2669,7 @@
         <w:pStyle w:val="Heading2"/>
       </w:pPr>
       <w:bookmarkStart w:id="6" w:name="PageEnd_80"/>
-      <w:bookmarkStart w:id="7" w:name="_Toc171857222"/>
+      <w:bookmarkStart w:id="7" w:name="_Toc208141557"/>
       <w:bookmarkEnd w:id="6"/>
       <w:r>
         <w:t>Project 2-</w:t>
@@ -2497,7 +2695,6 @@
     </w:p>
     <w:p>
       <w:r>
-        <w:lastRenderedPageBreak/>
         <w:t>In this hands-on project, you properly shut down your Linux system.</w:t>
       </w:r>
     </w:p>
@@ -2814,7 +3011,7 @@
               <w:rPr>
                 <w:rStyle w:val="monofont"/>
               </w:rPr>
-              <w:t>H</w:t>
+              <w:t>h</w:t>
             </w:r>
             <w:r>
               <w:rPr>
@@ -2848,6 +3045,7 @@
               <w:rPr>
                 <w:rStyle w:val="monofont"/>
               </w:rPr>
+              <w:lastRenderedPageBreak/>
               <w:t>p</w:t>
             </w:r>
             <w:r>
@@ -2909,7 +3107,7 @@
       <w:pPr>
         <w:pStyle w:val="Heading2"/>
       </w:pPr>
-      <w:bookmarkStart w:id="8" w:name="_Toc171857223"/>
+      <w:bookmarkStart w:id="8" w:name="_Toc208141558"/>
       <w:r>
         <w:t>Assignment Submission</w:t>
       </w:r>
@@ -3034,13 +3232,13 @@
       <w:t>0</w:t>
     </w:r>
     <w:r>
-      <w:t>7</w:t>
+      <w:t>9</w:t>
     </w:r>
     <w:r>
       <w:t>/</w:t>
     </w:r>
     <w:r>
-      <w:t>14</w:t>
+      <w:t>07</w:t>
     </w:r>
     <w:r>
       <w:t>/20</w:t>
@@ -3049,7 +3247,7 @@
       <w:t>2</w:t>
     </w:r>
     <w:r>
-      <w:t>4</w:t>
+      <w:t>5</w:t>
     </w:r>
   </w:p>
 </w:ftr>
@@ -8639,6 +8837,7 @@
     <w:lsdException w:name="Title" w:qFormat="1"/>
     <w:lsdException w:name="Default Paragraph Font" w:uiPriority="1"/>
     <w:lsdException w:name="Subtitle" w:qFormat="1"/>
+    <w:lsdException w:name="Hyperlink" w:uiPriority="99"/>
     <w:lsdException w:name="Strong" w:uiPriority="22" w:qFormat="1"/>
     <w:lsdException w:name="Emphasis" w:qFormat="1"/>
     <w:lsdException w:name="HTML Preformatted" w:semiHidden="1" w:unhideWhenUsed="1"/>
@@ -8916,7 +9115,7 @@
   <w:style w:type="paragraph" w:default="1" w:styleId="Normal">
     <w:name w:val="Normal"/>
     <w:qFormat/>
-    <w:rsid w:val="008F72C8"/>
+    <w:rsid w:val="00D5149D"/>
     <w:pPr>
       <w:spacing w:before="160" w:after="80" w:line="336" w:lineRule="auto"/>
     </w:pPr>
@@ -8931,7 +9130,7 @@
     <w:next w:val="Normal"/>
     <w:link w:val="Heading1Char"/>
     <w:qFormat/>
-    <w:rsid w:val="008F72C8"/>
+    <w:rsid w:val="00D5149D"/>
     <w:pPr>
       <w:keepNext/>
       <w:spacing w:before="400" w:after="200" w:line="240" w:lineRule="auto"/>
@@ -8951,7 +9150,7 @@
     <w:next w:val="Normal"/>
     <w:link w:val="Heading2Char"/>
     <w:qFormat/>
-    <w:rsid w:val="008F72C8"/>
+    <w:rsid w:val="00D5149D"/>
     <w:pPr>
       <w:keepNext/>
       <w:pBdr>
@@ -8975,7 +9174,7 @@
     <w:next w:val="Normal"/>
     <w:link w:val="Heading3Char"/>
     <w:qFormat/>
-    <w:rsid w:val="008F72C8"/>
+    <w:rsid w:val="00D5149D"/>
     <w:pPr>
       <w:keepNext/>
       <w:autoSpaceDE w:val="0"/>
@@ -8996,7 +9195,7 @@
     <w:uiPriority w:val="1"/>
     <w:semiHidden/>
     <w:unhideWhenUsed/>
-    <w:rsid w:val="008F72C8"/>
+    <w:rsid w:val="00D5149D"/>
   </w:style>
   <w:style w:type="table" w:default="1" w:styleId="TableNormal">
     <w:name w:val="Normal Table"/>
@@ -9018,21 +9217,22 @@
     <w:uiPriority w:val="99"/>
     <w:semiHidden/>
     <w:unhideWhenUsed/>
-    <w:rsid w:val="008F72C8"/>
+    <w:rsid w:val="00D5149D"/>
   </w:style>
   <w:style w:type="paragraph" w:styleId="ListParagraph">
     <w:name w:val="List Paragraph"/>
     <w:basedOn w:val="Normal"/>
     <w:uiPriority w:val="34"/>
     <w:qFormat/>
-    <w:rsid w:val="008F72C8"/>
+    <w:rsid w:val="00D5149D"/>
     <w:pPr>
       <w:ind w:left="720"/>
     </w:pPr>
   </w:style>
   <w:style w:type="character" w:styleId="Hyperlink">
     <w:name w:val="Hyperlink"/>
-    <w:rsid w:val="008F72C8"/>
+    <w:uiPriority w:val="99"/>
+    <w:rsid w:val="00D5149D"/>
     <w:rPr>
       <w:color w:val="0000FF"/>
       <w:u w:val="single"/>
@@ -9042,7 +9242,7 @@
     <w:name w:val="header"/>
     <w:basedOn w:val="Normal"/>
     <w:link w:val="HeaderChar"/>
-    <w:rsid w:val="008F72C8"/>
+    <w:rsid w:val="00D5149D"/>
     <w:pPr>
       <w:tabs>
         <w:tab w:val="left" w:pos="5040"/>
@@ -9068,7 +9268,7 @@
     <w:name w:val="footer"/>
     <w:basedOn w:val="Normal"/>
     <w:link w:val="FooterChar"/>
-    <w:rsid w:val="008F72C8"/>
+    <w:rsid w:val="00D5149D"/>
     <w:pPr>
       <w:pBdr>
         <w:top w:val="single" w:sz="4" w:space="1" w:color="auto"/>
@@ -9108,7 +9308,7 @@
   </w:style>
   <w:style w:type="character" w:styleId="FollowedHyperlink">
     <w:name w:val="FollowedHyperlink"/>
-    <w:rsid w:val="008F72C8"/>
+    <w:rsid w:val="00D5149D"/>
     <w:rPr>
       <w:color w:val="800080"/>
       <w:u w:val="single"/>
@@ -9144,7 +9344,7 @@
   <w:style w:type="paragraph" w:customStyle="1" w:styleId="NumberedHeading2">
     <w:name w:val="Numbered Heading 2"/>
     <w:basedOn w:val="Normal"/>
-    <w:rsid w:val="008F72C8"/>
+    <w:rsid w:val="00D5149D"/>
     <w:pPr>
       <w:numPr>
         <w:numId w:val="1"/>
@@ -9154,7 +9354,7 @@
   <w:style w:type="paragraph" w:customStyle="1" w:styleId="Outlinenumbering">
     <w:name w:val="Outline numbering"/>
     <w:basedOn w:val="Normal"/>
-    <w:rsid w:val="008F72C8"/>
+    <w:rsid w:val="00D5149D"/>
     <w:pPr>
       <w:numPr>
         <w:numId w:val="2"/>
@@ -9172,7 +9372,7 @@
   <w:style w:type="character" w:styleId="PageNumber">
     <w:name w:val="page number"/>
     <w:basedOn w:val="DefaultParagraphFont"/>
-    <w:rsid w:val="008F72C8"/>
+    <w:rsid w:val="00D5149D"/>
   </w:style>
   <w:style w:type="paragraph" w:customStyle="1" w:styleId="Default">
     <w:name w:val="Default"/>
@@ -9207,7 +9407,7 @@
     <w:uiPriority w:val="39"/>
     <w:unhideWhenUsed/>
     <w:qFormat/>
-    <w:rsid w:val="008F72C8"/>
+    <w:rsid w:val="00D5149D"/>
     <w:pPr>
       <w:keepLines/>
       <w:spacing w:after="0" w:line="259" w:lineRule="auto"/>
@@ -9227,7 +9427,7 @@
     <w:autoRedefine/>
     <w:uiPriority w:val="39"/>
     <w:unhideWhenUsed/>
-    <w:rsid w:val="008F72C8"/>
+    <w:rsid w:val="00D5149D"/>
     <w:pPr>
       <w:spacing w:after="100" w:line="240" w:lineRule="auto"/>
     </w:pPr>
@@ -9239,7 +9439,7 @@
     <w:autoRedefine/>
     <w:uiPriority w:val="39"/>
     <w:unhideWhenUsed/>
-    <w:rsid w:val="008F72C8"/>
+    <w:rsid w:val="00D5149D"/>
     <w:pPr>
       <w:spacing w:after="100" w:line="240" w:lineRule="auto"/>
       <w:ind w:left="202"/>
@@ -9282,7 +9482,7 @@
     <w:autoRedefine/>
     <w:uiPriority w:val="39"/>
     <w:unhideWhenUsed/>
-    <w:rsid w:val="008F72C8"/>
+    <w:rsid w:val="00D5149D"/>
     <w:pPr>
       <w:spacing w:after="100" w:line="240" w:lineRule="auto"/>
       <w:ind w:left="403"/>
@@ -9322,7 +9522,7 @@
     <w:name w:val="Code"/>
     <w:basedOn w:val="Normal"/>
     <w:qFormat/>
-    <w:rsid w:val="008F72C8"/>
+    <w:rsid w:val="00D5149D"/>
     <w:pPr>
       <w:spacing w:before="80" w:line="240" w:lineRule="auto"/>
     </w:pPr>
@@ -9516,6 +9716,126 @@
         </w:p>
       </w:docPartBody>
     </w:docPart>
+    <w:docPart>
+      <w:docPartPr>
+        <w:name w:val="4841418282A04D2F81A0A89DD90BE567"/>
+        <w:category>
+          <w:name w:val="General"/>
+          <w:gallery w:val="placeholder"/>
+        </w:category>
+        <w:types>
+          <w:type w:val="bbPlcHdr"/>
+        </w:types>
+        <w:behaviors>
+          <w:behavior w:val="content"/>
+        </w:behaviors>
+        <w:guid w:val="{DF9B0032-BAC2-4748-806B-FA59A646253E}"/>
+      </w:docPartPr>
+      <w:docPartBody>
+        <w:p>
+          <w:pPr>
+            <w:pStyle w:val="4841418282A04D2F81A0A89DD90BE567"/>
+          </w:pPr>
+          <w:r>
+            <w:rPr>
+              <w:rStyle w:val="PlaceholderText"/>
+              <w:color w:val="FF0000"/>
+            </w:rPr>
+            <w:t>Click or tap here to enter text.</w:t>
+          </w:r>
+        </w:p>
+      </w:docPartBody>
+    </w:docPart>
+    <w:docPart>
+      <w:docPartPr>
+        <w:name w:val="3EE9F305BE4442B9A79B20E1D92F0662"/>
+        <w:category>
+          <w:name w:val="General"/>
+          <w:gallery w:val="placeholder"/>
+        </w:category>
+        <w:types>
+          <w:type w:val="bbPlcHdr"/>
+        </w:types>
+        <w:behaviors>
+          <w:behavior w:val="content"/>
+        </w:behaviors>
+        <w:guid w:val="{A8055F16-2159-4CF1-82FA-B13CD2D80AA9}"/>
+      </w:docPartPr>
+      <w:docPartBody>
+        <w:p>
+          <w:pPr>
+            <w:pStyle w:val="3EE9F305BE4442B9A79B20E1D92F0662"/>
+          </w:pPr>
+          <w:r>
+            <w:rPr>
+              <w:rStyle w:val="PlaceholderText"/>
+              <w:color w:val="FF0000"/>
+            </w:rPr>
+            <w:t>Click or tap here to enter text.</w:t>
+          </w:r>
+        </w:p>
+      </w:docPartBody>
+    </w:docPart>
+    <w:docPart>
+      <w:docPartPr>
+        <w:name w:val="849442A8E9FA4089A748C93E67F20C1E"/>
+        <w:category>
+          <w:name w:val="General"/>
+          <w:gallery w:val="placeholder"/>
+        </w:category>
+        <w:types>
+          <w:type w:val="bbPlcHdr"/>
+        </w:types>
+        <w:behaviors>
+          <w:behavior w:val="content"/>
+        </w:behaviors>
+        <w:guid w:val="{C623C57B-9CD4-479E-99A3-D6CC28938B23}"/>
+      </w:docPartPr>
+      <w:docPartBody>
+        <w:p>
+          <w:pPr>
+            <w:pStyle w:val="849442A8E9FA4089A748C93E67F20C1E"/>
+          </w:pPr>
+          <w:r>
+            <w:rPr>
+              <w:rStyle w:val="PlaceholderText"/>
+              <w:color w:val="FF0000"/>
+            </w:rPr>
+            <w:t>Click or tap here to enter text.</w:t>
+          </w:r>
+        </w:p>
+      </w:docPartBody>
+    </w:docPart>
+    <w:docPart>
+      <w:docPartPr>
+        <w:name w:val="5A1A968C61E641C2A23390F8677C8EC0"/>
+        <w:category>
+          <w:name w:val="General"/>
+          <w:gallery w:val="placeholder"/>
+        </w:category>
+        <w:types>
+          <w:type w:val="bbPlcHdr"/>
+        </w:types>
+        <w:behaviors>
+          <w:behavior w:val="content"/>
+        </w:behaviors>
+        <w:guid w:val="{70B162AA-81DA-4DD0-9013-1232C072DC5C}"/>
+      </w:docPartPr>
+      <w:docPartBody>
+        <w:p>
+          <w:pPr>
+            <w:pStyle w:val="5A1A968C61E641C2A23390F8677C8EC0"/>
+          </w:pPr>
+          <w:r>
+            <w:rPr>
+              <w:rStyle w:val="PlaceholderText"/>
+              <w:color w:val="FF0000"/>
+            </w:rPr>
+            <w:t>Click or tap here to enter text.</w:t>
+          </w:r>
+        </w:p>
+      </w:docPartBody>
+    </w:docPart>
   </w:docParts>
 </w:glossaryDocument>
 </file>
@@ -9625,6 +9945,8 @@
     <w:rsid w:val="00B476B2"/>
     <w:rsid w:val="00C82EE7"/>
     <w:rsid w:val="00D111BD"/>
+    <w:rsid w:val="00D94959"/>
+    <w:rsid w:val="00DF3825"/>
     <w:rsid w:val="00E95118"/>
     <w:rsid w:val="00EB10F5"/>
     <w:rsid w:val="00FF3457"/>
@@ -10081,7 +10403,7 @@
     <w:basedOn w:val="DefaultParagraphFont"/>
     <w:uiPriority w:val="99"/>
     <w:semiHidden/>
-    <w:rsid w:val="001707E1"/>
+    <w:rsid w:val="00DF3825"/>
     <w:rPr>
       <w:color w:val="808080"/>
     </w:rPr>
@@ -10125,6 +10447,58 @@
   <w:style w:type="paragraph" w:customStyle="1" w:styleId="44D250DC352C41BAB59CF71431C6818F">
     <w:name w:val="44D250DC352C41BAB59CF71431C6818F"/>
     <w:rsid w:val="00A02E65"/>
+  </w:style>
+  <w:style w:type="paragraph" w:customStyle="1" w:styleId="4841418282A04D2F81A0A89DD90BE567">
+    <w:name w:val="4841418282A04D2F81A0A89DD90BE567"/>
+    <w:rsid w:val="00DF3825"/>
+    <w:pPr>
+      <w:spacing w:line="278" w:lineRule="auto"/>
+    </w:pPr>
+    <w:rPr>
+      <w:kern w:val="2"/>
+      <w:sz w:val="24"/>
+      <w:szCs w:val="24"/>
+      <w14:ligatures w14:val="standardContextual"/>
+    </w:rPr>
+  </w:style>
+  <w:style w:type="paragraph" w:customStyle="1" w:styleId="3EE9F305BE4442B9A79B20E1D92F0662">
+    <w:name w:val="3EE9F305BE4442B9A79B20E1D92F0662"/>
+    <w:rsid w:val="00DF3825"/>
+    <w:pPr>
+      <w:spacing w:line="278" w:lineRule="auto"/>
+    </w:pPr>
+    <w:rPr>
+      <w:kern w:val="2"/>
+      <w:sz w:val="24"/>
+      <w:szCs w:val="24"/>
+      <w14:ligatures w14:val="standardContextual"/>
+    </w:rPr>
+  </w:style>
+  <w:style w:type="paragraph" w:customStyle="1" w:styleId="849442A8E9FA4089A748C93E67F20C1E">
+    <w:name w:val="849442A8E9FA4089A748C93E67F20C1E"/>
+    <w:rsid w:val="00DF3825"/>
+    <w:pPr>
+      <w:spacing w:line="278" w:lineRule="auto"/>
+    </w:pPr>
+    <w:rPr>
+      <w:kern w:val="2"/>
+      <w:sz w:val="24"/>
+      <w:szCs w:val="24"/>
+      <w14:ligatures w14:val="standardContextual"/>
+    </w:rPr>
+  </w:style>
+  <w:style w:type="paragraph" w:customStyle="1" w:styleId="5A1A968C61E641C2A23390F8677C8EC0">
+    <w:name w:val="5A1A968C61E641C2A23390F8677C8EC0"/>
+    <w:rsid w:val="00DF3825"/>
+    <w:pPr>
+      <w:spacing w:line="278" w:lineRule="auto"/>
+    </w:pPr>
+    <w:rPr>
+      <w:kern w:val="2"/>
+      <w:sz w:val="24"/>
+      <w:szCs w:val="24"/>
+      <w14:ligatures w14:val="standardContextual"/>
+    </w:rPr>
   </w:style>
 </w:styles>
 </file>
